--- a/First_Review_Documents/Topic2_Introduction.docx
+++ b/First_Review_Documents/Topic2_Introduction.docx
@@ -4,29 +4,29 @@
   <w:body>
     <w:p>
       <w:pPr>
-        <w:spacing w:before="0" w:after="40"/>
+        <w:spacing w:before="0" w:after="40" w:line="276" w:lineRule="auto"/>
         <w:jc w:val="left"/>
       </w:pPr>
       <w:r>
         <w:rPr>
           <w:rFonts w:ascii="Times New Roman" w:hAnsi="Times New Roman"/>
           <w:b/>
-          <w:color w:val="1E3A8A"/>
-          <w:sz w:val="44"/>
+          <w:color w:val="000000"/>
+          <w:sz w:val="36"/>
         </w:rPr>
         <w:t>INTRODUCTION</w:t>
       </w:r>
     </w:p>
     <w:p>
       <w:pPr>
-        <w:spacing w:before="0" w:after="280"/>
+        <w:spacing w:before="0" w:after="200" w:line="276" w:lineRule="auto"/>
         <w:jc w:val="left"/>
       </w:pPr>
       <w:r>
         <w:rPr>
           <w:rFonts w:ascii="Times New Roman" w:hAnsi="Times New Roman"/>
           <w:i/>
-          <w:color w:val="64748B"/>
+          <w:color w:val="000000"/>
           <w:sz w:val="22"/>
         </w:rPr>
         <w:t>Project Work: Community Lending Platform for Sharing and Borrowing Household Resources</w:t>
@@ -35,14 +35,14 @@
     <w:p>
       <w:pPr>
         <w:keepNext/>
-        <w:spacing w:before="280" w:after="80"/>
+        <w:spacing w:before="200" w:after="40" w:line="312" w:lineRule="auto"/>
       </w:pPr>
       <w:r>
         <w:rPr>
           <w:rFonts w:ascii="Times New Roman" w:hAnsi="Times New Roman"/>
           <w:b/>
-          <w:color w:val="1E3A8A"/>
-          <w:sz w:val="28"/>
+          <w:color w:val="000000"/>
+          <w:sz w:val="26"/>
         </w:rPr>
         <w:t>1. Background of the Project Work</w:t>
       </w:r>
@@ -50,13 +50,13 @@
     <w:p>
       <w:pPr>
         <w:keepNext/>
-        <w:spacing w:before="200" w:after="60"/>
+        <w:spacing w:before="120" w:after="40" w:line="312" w:lineRule="auto"/>
       </w:pPr>
       <w:r>
         <w:rPr>
           <w:rFonts w:ascii="Times New Roman" w:hAnsi="Times New Roman"/>
           <w:b/>
-          <w:color w:val="334155"/>
+          <w:color w:val="000000"/>
           <w:sz w:val="24"/>
         </w:rPr>
         <w:t>1.1 The Shift from Ownership to Collaborative Access</w:t>
@@ -64,12 +64,13 @@
     </w:p>
     <w:p>
       <w:pPr>
-        <w:spacing w:line="300" w:lineRule="auto" w:after="120"/>
+        <w:spacing w:line="360" w:lineRule="auto" w:after="100"/>
         <w:jc w:val="both"/>
       </w:pPr>
       <w:r>
         <w:rPr>
           <w:rFonts w:ascii="Times New Roman" w:hAnsi="Times New Roman"/>
+          <w:color w:val="000000"/>
           <w:sz w:val="24"/>
         </w:rPr>
         <w:t>For decades, domestic economies across the globe have operated under the assumption of individual ownership: every household is expected to own its personal set of tools, appliances, books, and recreational gear. However, statistical studies across consumer research indicate that specialized household goods—such as power drills, pressure washers, camping equipment, sewing machines, and project literature—have an active utilization rate of less than 2% across their entire operational lifespan. The average mechanical power drill, for instance, is used for a cumulative total of merely 12 to 15 minutes before being permanently stored in a closet or discarded.</w:t>
@@ -78,13 +79,13 @@
     <w:p>
       <w:pPr>
         <w:keepNext/>
-        <w:spacing w:before="200" w:after="60"/>
+        <w:spacing w:before="120" w:after="40" w:line="312" w:lineRule="auto"/>
       </w:pPr>
       <w:r>
         <w:rPr>
           <w:rFonts w:ascii="Times New Roman" w:hAnsi="Times New Roman"/>
           <w:b/>
-          <w:color w:val="334155"/>
+          <w:color w:val="000000"/>
           <w:sz w:val="24"/>
         </w:rPr>
         <w:t>1.2 Underutilization in Modern Residential Communities</w:t>
@@ -92,12 +93,13 @@
     </w:p>
     <w:p>
       <w:pPr>
-        <w:spacing w:line="300" w:lineRule="auto" w:after="120"/>
+        <w:spacing w:line="360" w:lineRule="auto" w:after="100"/>
         <w:jc w:val="both"/>
       </w:pPr>
       <w:r>
         <w:rPr>
           <w:rFonts w:ascii="Times New Roman" w:hAnsi="Times New Roman"/>
+          <w:color w:val="000000"/>
           <w:sz w:val="24"/>
         </w:rPr>
         <w:t>Within modern residential developments, gated communities, and apartment complexes, dozens of identical tools and resources sit idle behind neighboring doors. Despite physical proximity, residents rarely share items due to social barriers and the absence of a reliable technological infrastructure. The Community Lending Platform is designed to bridge this gap, facilitating a seamless transition toward collaborative consumption where community members share high-utility resources safely and transparently.</w:t>
@@ -106,138 +108,56 @@
     <w:p>
       <w:pPr>
         <w:keepNext/>
-        <w:spacing w:before="280" w:after="80"/>
+        <w:spacing w:before="200" w:after="40" w:line="312" w:lineRule="auto"/>
       </w:pPr>
       <w:r>
         <w:rPr>
           <w:rFonts w:ascii="Times New Roman" w:hAnsi="Times New Roman"/>
           <w:b/>
-          <w:color w:val="1E3A8A"/>
-          <w:sz w:val="28"/>
+          <w:color w:val="000000"/>
+          <w:sz w:val="26"/>
         </w:rPr>
         <w:t>2. Establishing the Project Context</w:t>
       </w:r>
     </w:p>
     <w:p>
       <w:pPr>
+        <w:spacing w:line="360" w:lineRule="auto" w:after="100"/>
+        <w:jc w:val="both"/>
+      </w:pPr>
+      <w:r>
+        <w:rPr>
+          <w:rFonts w:ascii="Times New Roman" w:hAnsi="Times New Roman"/>
+          <w:color w:val="000000"/>
+          <w:sz w:val="24"/>
+        </w:rPr>
+        <w:t>While commercial e-commerce websites prioritize permanent transactions and commercial rental agencies impose heavy monetary deposits, neither caters to spontaneous, hyper-local community sharing. In most residential areas, sharing attempts take place informally through social messaging groups (such as WhatsApp housing groups) or word-of-mouth. These informal channels suffer from severe operational friction: zero inventory visibility, ambiguity regarding item condition and authenticity, and the complete absence of tracking and accountability.</w:t>
+      </w:r>
+    </w:p>
+    <w:p>
+      <w:pPr>
         <w:keepNext/>
-        <w:spacing w:before="200" w:after="60"/>
+        <w:spacing w:before="200" w:after="40" w:line="312" w:lineRule="auto"/>
       </w:pPr>
       <w:r>
         <w:rPr>
           <w:rFonts w:ascii="Times New Roman" w:hAnsi="Times New Roman"/>
           <w:b/>
-          <w:color w:val="334155"/>
-          <w:sz w:val="24"/>
-        </w:rPr>
-        <w:t>2.1 Hyper-Local Community Dynamics</w:t>
-      </w:r>
-    </w:p>
-    <w:p>
-      <w:pPr>
-        <w:spacing w:line="300" w:lineRule="auto" w:after="120"/>
-        <w:jc w:val="both"/>
-      </w:pPr>
-      <w:r>
-        <w:rPr>
-          <w:rFonts w:ascii="Times New Roman" w:hAnsi="Times New Roman"/>
-          <w:sz w:val="24"/>
-        </w:rPr>
-        <w:t>While commercial e-commerce websites (such as Amazon or eBay) prioritize permanent transactions and commercial rental agencies impose heavy monetary deposits and long rental contracts, neither caters to spontaneous, hyper-local community sharing. In most residential areas, sharing attempts take place informally through social messaging groups (such as WhatsApp housing groups) or word-of-mouth. These informal channels suffer from severe operational friction:</w:t>
-      </w:r>
-    </w:p>
-    <w:p>
-      <w:pPr>
-        <w:pStyle w:val="ListBullet"/>
-        <w:spacing w:line="288" w:lineRule="auto" w:after="80"/>
-        <w:jc w:val="both"/>
-      </w:pPr>
-      <w:r>
-        <w:rPr>
-          <w:rFonts w:ascii="Times New Roman" w:hAnsi="Times New Roman"/>
-          <w:b/>
-          <w:color w:val="1E3A8A"/>
-          <w:sz w:val="24"/>
-        </w:rPr>
-        <w:t xml:space="preserve">Zero Inventory Visibility: </w:t>
-      </w:r>
-      <w:r>
-        <w:rPr>
-          <w:rFonts w:ascii="Times New Roman" w:hAnsi="Times New Roman"/>
-          <w:sz w:val="24"/>
-        </w:rPr>
-        <w:t>Residents cannot quickly search or filter through existing assets to see what is currently available nearby.</w:t>
-      </w:r>
-    </w:p>
-    <w:p>
-      <w:pPr>
-        <w:pStyle w:val="ListBullet"/>
-        <w:spacing w:line="288" w:lineRule="auto" w:after="80"/>
-        <w:jc w:val="both"/>
-      </w:pPr>
-      <w:r>
-        <w:rPr>
-          <w:rFonts w:ascii="Times New Roman" w:hAnsi="Times New Roman"/>
-          <w:b/>
-          <w:color w:val="1E3A8A"/>
-          <w:sz w:val="24"/>
-        </w:rPr>
-        <w:t xml:space="preserve">Ambiguity Regarding Condition and Authenticity: </w:t>
-      </w:r>
-      <w:r>
-        <w:rPr>
-          <w:rFonts w:ascii="Times New Roman" w:hAnsi="Times New Roman"/>
-          <w:sz w:val="24"/>
-        </w:rPr>
-        <w:t>Informal text messages lack verified photographic evidence, creating uncertainty regarding whether an item is operational or damaged.</w:t>
-      </w:r>
-    </w:p>
-    <w:p>
-      <w:pPr>
-        <w:pStyle w:val="ListBullet"/>
-        <w:spacing w:line="288" w:lineRule="auto" w:after="80"/>
-        <w:jc w:val="both"/>
-      </w:pPr>
-      <w:r>
-        <w:rPr>
-          <w:rFonts w:ascii="Times New Roman" w:hAnsi="Times New Roman"/>
-          <w:b/>
-          <w:color w:val="1E3A8A"/>
-          <w:sz w:val="24"/>
-        </w:rPr>
-        <w:t xml:space="preserve">Absence of Tracking and Accountability: </w:t>
-      </w:r>
-      <w:r>
-        <w:rPr>
-          <w:rFonts w:ascii="Times New Roman" w:hAnsi="Times New Roman"/>
-          <w:sz w:val="24"/>
-        </w:rPr>
-        <w:t>Without automated records, owners frequently forget who borrowed their equipment, leading to delayed returns or lost possessions.</w:t>
-      </w:r>
-    </w:p>
-    <w:p>
-      <w:pPr>
-        <w:keepNext/>
-        <w:spacing w:before="280" w:after="80"/>
-      </w:pPr>
-      <w:r>
-        <w:rPr>
-          <w:rFonts w:ascii="Times New Roman" w:hAnsi="Times New Roman"/>
-          <w:b/>
-          <w:color w:val="1E3A8A"/>
-          <w:sz w:val="28"/>
+          <w:color w:val="000000"/>
+          <w:sz w:val="26"/>
         </w:rPr>
         <w:t>3. Problem Importance &amp; Societal Significance</w:t>
       </w:r>
     </w:p>
     <w:p>
       <w:pPr>
-        <w:spacing w:line="300" w:lineRule="auto" w:after="120"/>
+        <w:spacing w:line="360" w:lineRule="auto" w:after="100"/>
         <w:jc w:val="both"/>
       </w:pPr>
       <w:r>
         <w:rPr>
           <w:rFonts w:ascii="Times New Roman" w:hAnsi="Times New Roman"/>
+          <w:color w:val="000000"/>
           <w:sz w:val="24"/>
         </w:rPr>
         <w:t>Solving this resource underutilization problem delivers critical advantages across three key dimensions:</w:t>
@@ -246,21 +166,22 @@
     <w:p>
       <w:pPr>
         <w:pStyle w:val="ListBullet"/>
-        <w:spacing w:line="288" w:lineRule="auto" w:after="80"/>
+        <w:spacing w:line="360" w:lineRule="auto" w:after="80"/>
         <w:jc w:val="both"/>
       </w:pPr>
       <w:r>
         <w:rPr>
           <w:rFonts w:ascii="Times New Roman" w:hAnsi="Times New Roman"/>
           <w:b/>
-          <w:color w:val="1E3A8A"/>
+          <w:color w:val="000000"/>
           <w:sz w:val="24"/>
         </w:rPr>
-        <w:t xml:space="preserve">Economic Frugality for Households: </w:t>
+        <w:t xml:space="preserve">Economic Frugality: </w:t>
       </w:r>
       <w:r>
         <w:rPr>
           <w:rFonts w:ascii="Times New Roman" w:hAnsi="Times New Roman"/>
+          <w:color w:val="000000"/>
           <w:sz w:val="24"/>
         </w:rPr>
         <w:t>Enabling families to borrow high-cost, single-use equipment saves hundreds of dollars annually, optimizing disposable household income.</w:t>
@@ -269,44 +190,46 @@
     <w:p>
       <w:pPr>
         <w:pStyle w:val="ListBullet"/>
-        <w:spacing w:line="288" w:lineRule="auto" w:after="80"/>
+        <w:spacing w:line="360" w:lineRule="auto" w:after="80"/>
         <w:jc w:val="both"/>
       </w:pPr>
       <w:r>
         <w:rPr>
           <w:rFonts w:ascii="Times New Roman" w:hAnsi="Times New Roman"/>
           <w:b/>
-          <w:color w:val="1E3A8A"/>
+          <w:color w:val="000000"/>
           <w:sz w:val="24"/>
         </w:rPr>
-        <w:t xml:space="preserve">Ecological Sustainability &amp; Circular Economy: </w:t>
+        <w:t xml:space="preserve">Ecological Sustainability: </w:t>
       </w:r>
       <w:r>
         <w:rPr>
           <w:rFonts w:ascii="Times New Roman" w:hAnsi="Times New Roman"/>
+          <w:color w:val="000000"/>
           <w:sz w:val="24"/>
         </w:rPr>
-        <w:t>Every manufactured appliance embodies raw mineral extraction, heavy industrial refining, packaging waste, and international transport emissions. Promoting mutual borrowing extends the operational lifespan of existing manufactured goods, directly supporting UN Sustainable Development Goal 12 (Responsible Consumption and Production).</w:t>
+        <w:t>Extending the operational lifespan of existing manufactured goods minimizes landfill contributions and carbon emissions, supporting UN Sustainable Development Goal 12.</w:t>
       </w:r>
     </w:p>
     <w:p>
       <w:pPr>
         <w:pStyle w:val="ListBullet"/>
-        <w:spacing w:line="288" w:lineRule="auto" w:after="80"/>
+        <w:spacing w:line="360" w:lineRule="auto" w:after="80"/>
         <w:jc w:val="both"/>
       </w:pPr>
       <w:r>
         <w:rPr>
           <w:rFonts w:ascii="Times New Roman" w:hAnsi="Times New Roman"/>
           <w:b/>
-          <w:color w:val="1E3A8A"/>
+          <w:color w:val="000000"/>
           <w:sz w:val="24"/>
         </w:rPr>
-        <w:t xml:space="preserve">Social Cohesion and Community Trust: </w:t>
+        <w:t xml:space="preserve">Community Social Trust: </w:t>
       </w:r>
       <w:r>
         <w:rPr>
           <w:rFonts w:ascii="Times New Roman" w:hAnsi="Times New Roman"/>
+          <w:color w:val="000000"/>
           <w:sz w:val="24"/>
         </w:rPr>
         <w:t>Digital lending workflows establish structured interpersonal connections between neighbors, rebuilding social trust, safety, and mutual community support.</w:t>
@@ -315,146 +238,56 @@
     <w:p>
       <w:pPr>
         <w:keepNext/>
-        <w:spacing w:before="280" w:after="80"/>
+        <w:spacing w:before="200" w:after="40" w:line="312" w:lineRule="auto"/>
       </w:pPr>
       <w:r>
         <w:rPr>
           <w:rFonts w:ascii="Times New Roman" w:hAnsi="Times New Roman"/>
           <w:b/>
-          <w:color w:val="1E3A8A"/>
-          <w:sz w:val="28"/>
+          <w:color w:val="000000"/>
+          <w:sz w:val="26"/>
         </w:rPr>
         <w:t>4. Project Objectives and Scope</w:t>
       </w:r>
     </w:p>
     <w:p>
       <w:pPr>
-        <w:spacing w:line="300" w:lineRule="auto" w:after="120"/>
+        <w:spacing w:line="360" w:lineRule="auto" w:after="100"/>
         <w:jc w:val="both"/>
       </w:pPr>
       <w:r>
         <w:rPr>
           <w:rFonts w:ascii="Times New Roman" w:hAnsi="Times New Roman"/>
+          <w:color w:val="000000"/>
           <w:sz w:val="24"/>
         </w:rPr>
-        <w:t>The primary objective is to engineer a secure, full-stack web and mobile application that digitizes community asset sharing. The project scope encompasses:</w:t>
+        <w:t>The primary objective is to engineer a secure, full-stack web and mobile application that digitizes community asset sharing. The project scope encompasses centralized resource cataloging with photo uploads, real-time multi-parameter search, a deterministic lending state machine (Pending -&gt; Approved -&gt; Lent -&gt; Returned) to prevent double-booking, and an auditable transaction ledger.</w:t>
       </w:r>
     </w:p>
     <w:p>
       <w:pPr>
-        <w:pStyle w:val="ListBullet"/>
-        <w:spacing w:line="288" w:lineRule="auto" w:after="80"/>
-        <w:jc w:val="both"/>
+        <w:keepNext/>
+        <w:spacing w:before="200" w:after="40" w:line="312" w:lineRule="auto"/>
       </w:pPr>
       <w:r>
         <w:rPr>
           <w:rFonts w:ascii="Times New Roman" w:hAnsi="Times New Roman"/>
           <w:b/>
-          <w:color w:val="1E3A8A"/>
-          <w:sz w:val="24"/>
-        </w:rPr>
-        <w:t xml:space="preserve">Centralized Resource Cataloging: </w:t>
-      </w:r>
-      <w:r>
-        <w:rPr>
-          <w:rFonts w:ascii="Times New Roman" w:hAnsi="Times New Roman"/>
-          <w:sz w:val="24"/>
-        </w:rPr>
-        <w:t>Enabling members to list items across multiple categories with automated image uploads and validation.</w:t>
-      </w:r>
-    </w:p>
-    <w:p>
-      <w:pPr>
-        <w:pStyle w:val="ListBullet"/>
-        <w:spacing w:line="288" w:lineRule="auto" w:after="80"/>
-        <w:jc w:val="both"/>
-      </w:pPr>
-      <w:r>
-        <w:rPr>
-          <w:rFonts w:ascii="Times New Roman" w:hAnsi="Times New Roman"/>
-          <w:b/>
-          <w:color w:val="1E3A8A"/>
-          <w:sz w:val="24"/>
-        </w:rPr>
-        <w:t xml:space="preserve">Real-Time Discovery: </w:t>
-      </w:r>
-      <w:r>
-        <w:rPr>
-          <w:rFonts w:ascii="Times New Roman" w:hAnsi="Times New Roman"/>
-          <w:sz w:val="24"/>
-        </w:rPr>
-        <w:t>Providing sub-second keyword search and category filtering for swift equipment identification.</w:t>
-      </w:r>
-    </w:p>
-    <w:p>
-      <w:pPr>
-        <w:pStyle w:val="ListBullet"/>
-        <w:spacing w:line="288" w:lineRule="auto" w:after="80"/>
-        <w:jc w:val="both"/>
-      </w:pPr>
-      <w:r>
-        <w:rPr>
-          <w:rFonts w:ascii="Times New Roman" w:hAnsi="Times New Roman"/>
-          <w:b/>
-          <w:color w:val="1E3A8A"/>
-          <w:sz w:val="24"/>
-        </w:rPr>
-        <w:t xml:space="preserve">Deterministic Lending State Machine: </w:t>
-      </w:r>
-      <w:r>
-        <w:rPr>
-          <w:rFonts w:ascii="Times New Roman" w:hAnsi="Times New Roman"/>
-          <w:sz w:val="24"/>
-        </w:rPr>
-        <w:t>Automating request transitions (Pending -&gt; Approved -&gt; Lent -&gt; Returned) to prevent double-booking.</w:t>
-      </w:r>
-    </w:p>
-    <w:p>
-      <w:pPr>
-        <w:pStyle w:val="ListBullet"/>
-        <w:spacing w:line="288" w:lineRule="auto" w:after="80"/>
-        <w:jc w:val="both"/>
-      </w:pPr>
-      <w:r>
-        <w:rPr>
-          <w:rFonts w:ascii="Times New Roman" w:hAnsi="Times New Roman"/>
-          <w:b/>
-          <w:color w:val="1E3A8A"/>
-          <w:sz w:val="24"/>
-        </w:rPr>
-        <w:t xml:space="preserve">Auditable Transaction Ledger: </w:t>
-      </w:r>
-      <w:r>
-        <w:rPr>
-          <w:rFonts w:ascii="Times New Roman" w:hAnsi="Times New Roman"/>
-          <w:sz w:val="24"/>
-        </w:rPr>
-        <w:t>Maintaining immutable historic records of completed loans for complete transparency.</w:t>
-      </w:r>
-    </w:p>
-    <w:p>
-      <w:pPr>
-        <w:keepNext/>
-        <w:spacing w:before="280" w:after="80"/>
-      </w:pPr>
-      <w:r>
-        <w:rPr>
-          <w:rFonts w:ascii="Times New Roman" w:hAnsi="Times New Roman"/>
-          <w:b/>
-          <w:color w:val="1E3A8A"/>
-          <w:sz w:val="28"/>
+          <w:color w:val="000000"/>
+          <w:sz w:val="26"/>
         </w:rPr>
         <w:t>5. Software Development Methodology (Agile SDLC)</w:t>
       </w:r>
     </w:p>
     <w:p>
       <w:pPr>
-        <w:spacing w:line="300" w:lineRule="auto" w:after="120"/>
+        <w:spacing w:line="360" w:lineRule="auto" w:after="100"/>
         <w:jc w:val="both"/>
       </w:pPr>
       <w:r>
         <w:rPr>
           <w:rFonts w:ascii="Times New Roman" w:hAnsi="Times New Roman"/>
+          <w:color w:val="000000"/>
           <w:sz w:val="24"/>
         </w:rPr>
         <w:t>The project is executed following an Agile Iterative Development Lifecycle, organized across five structured sprints:</w:t>
@@ -463,14 +296,14 @@
     <w:p>
       <w:pPr>
         <w:pStyle w:val="ListBullet"/>
-        <w:spacing w:line="288" w:lineRule="auto" w:after="80"/>
+        <w:spacing w:line="360" w:lineRule="auto" w:after="80"/>
         <w:jc w:val="both"/>
       </w:pPr>
       <w:r>
         <w:rPr>
           <w:rFonts w:ascii="Times New Roman" w:hAnsi="Times New Roman"/>
           <w:b/>
-          <w:color w:val="1E3A8A"/>
+          <w:color w:val="000000"/>
           <w:sz w:val="24"/>
         </w:rPr>
         <w:t xml:space="preserve">Sprint 1: Requirement Analysis &amp; Domain Modeling: </w:t>
@@ -478,6 +311,7 @@
       <w:r>
         <w:rPr>
           <w:rFonts w:ascii="Times New Roman" w:hAnsi="Times New Roman"/>
+          <w:color w:val="000000"/>
           <w:sz w:val="24"/>
         </w:rPr>
         <w:t>Stakeholder analysis, requirement specification, database schema normalization (3NF), and UML modeling.</w:t>
@@ -486,14 +320,14 @@
     <w:p>
       <w:pPr>
         <w:pStyle w:val="ListBullet"/>
-        <w:spacing w:line="288" w:lineRule="auto" w:after="80"/>
+        <w:spacing w:line="360" w:lineRule="auto" w:after="80"/>
         <w:jc w:val="both"/>
       </w:pPr>
       <w:r>
         <w:rPr>
           <w:rFonts w:ascii="Times New Roman" w:hAnsi="Times New Roman"/>
           <w:b/>
-          <w:color w:val="1E3A8A"/>
+          <w:color w:val="000000"/>
           <w:sz w:val="24"/>
         </w:rPr>
         <w:t xml:space="preserve">Sprint 2: Backend Core &amp; Cloud Integration: </w:t>
@@ -501,6 +335,7 @@
       <w:r>
         <w:rPr>
           <w:rFonts w:ascii="Times New Roman" w:hAnsi="Times New Roman"/>
+          <w:color w:val="000000"/>
           <w:sz w:val="24"/>
         </w:rPr>
         <w:t>Flask WSGI server setup, cryptographic authentication, and cloud-native TiDB Serverless MySQL configuration.</w:t>
@@ -509,21 +344,22 @@
     <w:p>
       <w:pPr>
         <w:pStyle w:val="ListBullet"/>
-        <w:spacing w:line="288" w:lineRule="auto" w:after="80"/>
+        <w:spacing w:line="360" w:lineRule="auto" w:after="80"/>
         <w:jc w:val="both"/>
       </w:pPr>
       <w:r>
         <w:rPr>
           <w:rFonts w:ascii="Times New Roman" w:hAnsi="Times New Roman"/>
           <w:b/>
-          <w:color w:val="1E3A8A"/>
+          <w:color w:val="000000"/>
           <w:sz w:val="24"/>
         </w:rPr>
-        <w:t xml:space="preserve">Sprint 3: Media Processing Pipeline &amp; State Workflow: </w:t>
+        <w:t xml:space="preserve">Sprint 3: Media Pipeline &amp; State Workflow: </w:t>
       </w:r>
       <w:r>
         <w:rPr>
           <w:rFonts w:ascii="Times New Roman" w:hAnsi="Times New Roman"/>
+          <w:color w:val="000000"/>
           <w:sz w:val="24"/>
         </w:rPr>
         <w:t>Implementing multipart photo uploads, UUID filename sanitization, and state-machine request logic.</w:t>
@@ -532,21 +368,22 @@
     <w:p>
       <w:pPr>
         <w:pStyle w:val="ListBullet"/>
-        <w:spacing w:line="288" w:lineRule="auto" w:after="80"/>
+        <w:spacing w:line="360" w:lineRule="auto" w:after="80"/>
         <w:jc w:val="both"/>
       </w:pPr>
       <w:r>
         <w:rPr>
           <w:rFonts w:ascii="Times New Roman" w:hAnsi="Times New Roman"/>
           <w:b/>
-          <w:color w:val="1E3A8A"/>
+          <w:color w:val="000000"/>
           <w:sz w:val="24"/>
         </w:rPr>
-        <w:t xml:space="preserve">Sprint 4: Frontend Modernization &amp; Responsive UI: </w:t>
+        <w:t xml:space="preserve">Sprint 4: Frontend Modernization &amp; UI: </w:t>
       </w:r>
       <w:r>
         <w:rPr>
           <w:rFonts w:ascii="Times New Roman" w:hAnsi="Times New Roman"/>
+          <w:color w:val="000000"/>
           <w:sz w:val="24"/>
         </w:rPr>
         <w:t>Developing HTML5/CSS3 templates, interactive dropzones, category filter chips, and mobile-friendly viewports.</w:t>
@@ -555,14 +392,14 @@
     <w:p>
       <w:pPr>
         <w:pStyle w:val="ListBullet"/>
-        <w:spacing w:line="288" w:lineRule="auto" w:after="80"/>
+        <w:spacing w:line="360" w:lineRule="auto" w:after="80"/>
         <w:jc w:val="both"/>
       </w:pPr>
       <w:r>
         <w:rPr>
           <w:rFonts w:ascii="Times New Roman" w:hAnsi="Times New Roman"/>
           <w:b/>
-          <w:color w:val="1E3A8A"/>
+          <w:color w:val="000000"/>
           <w:sz w:val="24"/>
         </w:rPr>
         <w:t xml:space="preserve">Sprint 5: REST API, Testing &amp; Cloud Staging: </w:t>
@@ -570,6 +407,7 @@
       <w:r>
         <w:rPr>
           <w:rFonts w:ascii="Times New Roman" w:hAnsi="Times New Roman"/>
+          <w:color w:val="000000"/>
           <w:sz w:val="24"/>
         </w:rPr>
         <w:t>Exposing JSON REST endpoints, executing test cases, and deploying production web services to Render.</w:t>
@@ -596,8 +434,8 @@
     <w:r>
       <w:rPr>
         <w:rFonts w:ascii="Times New Roman" w:hAnsi="Times New Roman"/>
-        <w:color w:val="787878"/>
-        <w:sz w:val="17"/>
+        <w:color w:val="000000"/>
+        <w:sz w:val="18"/>
       </w:rPr>
       <w:t>First Review Report — Introduction</w:t>
     </w:r>
@@ -970,7 +808,7 @@
     <w:rsid w:val="00FC693F"/>
     <w:rPr>
       <w:rFonts w:ascii="Times New Roman" w:hAnsi="Times New Roman"/>
-      <w:color w:val="1E1E1E"/>
+      <w:color w:val="000000"/>
       <w:sz w:val="24"/>
     </w:rPr>
   </w:style>

--- a/First_Review_Documents/Topic2_Introduction.docx
+++ b/First_Review_Documents/Topic2_Introduction.docx
@@ -44,7 +44,7 @@
           <w:color w:val="000000"/>
           <w:sz w:val="26"/>
         </w:rPr>
-        <w:t>1. Background of the Project Work</w:t>
+        <w:t>1. Background of the Project</w:t>
       </w:r>
     </w:p>
     <w:p>
@@ -59,7 +59,7 @@
           <w:color w:val="000000"/>
           <w:sz w:val="24"/>
         </w:rPr>
-        <w:t>1.1 The Shift from Ownership to Collaborative Access</w:t>
+        <w:t>1.1 Why People Buy Items They Rarely Use</w:t>
       </w:r>
     </w:p>
     <w:p>
@@ -73,7 +73,7 @@
           <w:color w:val="000000"/>
           <w:sz w:val="24"/>
         </w:rPr>
-        <w:t>For decades, domestic economies across the globe have operated under the assumption of individual ownership: every household is expected to own its personal set of tools, appliances, books, and recreational gear. However, statistical studies across consumer research indicate that specialized household goods—such as power drills, pressure washers, camping equipment, sewing machines, and project literature—have an active utilization rate of less than 2% across their entire operational lifespan. The average mechanical power drill, for instance, is used for a cumulative total of merely 12 to 15 minutes before being permanently stored in a closet or discarded.</w:t>
+        <w:t>In modern daily life, families frequently buy expensive tools and appliances to complete small tasks around the house. For example, a homeowner might buy a mechanical drilling machine just to hang a couple of photo frames, or buy a tall ladder to fix a light bulb. Studies show that the average power drill is used for less than 15 minutes during its entire lifespan. After that single use, it sits inside a storage box for years without being touched.</w:t>
       </w:r>
     </w:p>
     <w:p>
@@ -88,7 +88,7 @@
           <w:color w:val="000000"/>
           <w:sz w:val="24"/>
         </w:rPr>
-        <w:t>1.2 Underutilization in Modern Residential Communities</w:t>
+        <w:t>1.2 The Opportunity for Community Sharing</w:t>
       </w:r>
     </w:p>
     <w:p>
@@ -102,7 +102,7 @@
           <w:color w:val="000000"/>
           <w:sz w:val="24"/>
         </w:rPr>
-        <w:t>Within modern residential developments, gated communities, and apartment complexes, dozens of identical tools and resources sit idle behind neighboring doors. Despite physical proximity, residents rarely share items due to social barriers and the absence of a reliable technological infrastructure. The Community Lending Platform is designed to bridge this gap, facilitating a seamless transition toward collaborative consumption where community members share high-utility resources safely and transparently.</w:t>
+        <w:t>In apartment buildings and housing colonies, dozens of families live right next door to each other. Many of them own the exact same tools, books, and sports equipment that are sitting idle. Even though people live close by, they rarely share items because they do not know what their neighbors own, and they feel hesitant to ask. The Community Lending Platform provides a simple and comfortable digital solution so neighbors can easily share resources with one another.</w:t>
       </w:r>
     </w:p>
     <w:p>
@@ -117,7 +117,7 @@
           <w:color w:val="000000"/>
           <w:sz w:val="26"/>
         </w:rPr>
-        <w:t>2. Establishing the Project Context</w:t>
+        <w:t>2. Project Context &amp; Current Problems</w:t>
       </w:r>
     </w:p>
     <w:p>
@@ -131,7 +131,7 @@
           <w:color w:val="000000"/>
           <w:sz w:val="24"/>
         </w:rPr>
-        <w:t>While commercial e-commerce websites prioritize permanent transactions and commercial rental agencies impose heavy monetary deposits, neither caters to spontaneous, hyper-local community sharing. In most residential areas, sharing attempts take place informally through social messaging groups (such as WhatsApp housing groups) or word-of-mouth. These informal channels suffer from severe operational friction: zero inventory visibility, ambiguity regarding item condition and authenticity, and the complete absence of tracking and accountability.</w:t>
+        <w:t>Today, shopping websites like Amazon or Flipkart are designed for buying new products, while websites like OLX are meant for selling used items permanently. Rental companies charge high daily fees and require heavy cash deposits. When neighbors try to borrow items through WhatsApp groups or by asking in person, they face several problems: there is no clear list of what is available, there are no photos to check the item's condition, and owners often forget who borrowed their item, leading to delayed returns or lost property.</w:t>
       </w:r>
     </w:p>
     <w:p>
@@ -146,7 +146,7 @@
           <w:color w:val="000000"/>
           <w:sz w:val="26"/>
         </w:rPr>
-        <w:t>3. Problem Importance &amp; Societal Significance</w:t>
+        <w:t>3. Why This Problem is Important</w:t>
       </w:r>
     </w:p>
     <w:p>
@@ -160,7 +160,7 @@
           <w:color w:val="000000"/>
           <w:sz w:val="24"/>
         </w:rPr>
-        <w:t>Solving this resource underutilization problem delivers critical advantages across three key dimensions:</w:t>
+        <w:t>Solving this problem provides clear benefits to society in three main ways:</w:t>
       </w:r>
     </w:p>
     <w:p>
@@ -176,7 +176,7 @@
           <w:color w:val="000000"/>
           <w:sz w:val="24"/>
         </w:rPr>
-        <w:t xml:space="preserve">Economic Frugality: </w:t>
+        <w:t xml:space="preserve">Saving Money for Families: </w:t>
       </w:r>
       <w:r>
         <w:rPr>
@@ -184,7 +184,7 @@
           <w:color w:val="000000"/>
           <w:sz w:val="24"/>
         </w:rPr>
-        <w:t>Enabling families to borrow high-cost, single-use equipment saves hundreds of dollars annually, optimizing disposable household income.</w:t>
+        <w:t>Instead of spending thousands of rupees on tools or equipment needed for just one day, people can simply borrow them for free from a neighbor.</w:t>
       </w:r>
     </w:p>
     <w:p>
@@ -200,7 +200,7 @@
           <w:color w:val="000000"/>
           <w:sz w:val="24"/>
         </w:rPr>
-        <w:t xml:space="preserve">Ecological Sustainability: </w:t>
+        <w:t xml:space="preserve">Protecting the Environment: </w:t>
       </w:r>
       <w:r>
         <w:rPr>
@@ -208,7 +208,7 @@
           <w:color w:val="000000"/>
           <w:sz w:val="24"/>
         </w:rPr>
-        <w:t>Extending the operational lifespan of existing manufactured goods minimizes landfill contributions and carbon emissions, supporting UN Sustainable Development Goal 12.</w:t>
+        <w:t>Manufacturing new tools, electronics, and plastic goods consumes natural resources and causes pollution. Sharing existing items reduces waste and helps the environment.</w:t>
       </w:r>
     </w:p>
     <w:p>
@@ -224,7 +224,7 @@
           <w:color w:val="000000"/>
           <w:sz w:val="24"/>
         </w:rPr>
-        <w:t xml:space="preserve">Community Social Trust: </w:t>
+        <w:t xml:space="preserve">Building Friendly Neighborhoods: </w:t>
       </w:r>
       <w:r>
         <w:rPr>
@@ -232,7 +232,7 @@
           <w:color w:val="000000"/>
           <w:sz w:val="24"/>
         </w:rPr>
-        <w:t>Digital lending workflows establish structured interpersonal connections between neighbors, rebuilding social trust, safety, and mutual community support.</w:t>
+        <w:t>Borrowing and lending creates friendly interactions between neighbors, building a safe, helpful, and trustworthy community.</w:t>
       </w:r>
     </w:p>
     <w:p>
@@ -247,7 +247,7 @@
           <w:color w:val="000000"/>
           <w:sz w:val="26"/>
         </w:rPr>
-        <w:t>4. Project Objectives and Scope</w:t>
+        <w:t>4. Objectives and Scope of the Project</w:t>
       </w:r>
     </w:p>
     <w:p>
@@ -261,36 +261,7 @@
           <w:color w:val="000000"/>
           <w:sz w:val="24"/>
         </w:rPr>
-        <w:t>The primary objective is to engineer a secure, full-stack web and mobile application that digitizes community asset sharing. The project scope encompasses centralized resource cataloging with photo uploads, real-time multi-parameter search, a deterministic lending state machine (Pending -&gt; Approved -&gt; Lent -&gt; Returned) to prevent double-booking, and an auditable transaction ledger.</w:t>
-      </w:r>
-    </w:p>
-    <w:p>
-      <w:pPr>
-        <w:keepNext/>
-        <w:spacing w:before="200" w:after="40" w:line="312" w:lineRule="auto"/>
-      </w:pPr>
-      <w:r>
-        <w:rPr>
-          <w:rFonts w:ascii="Times New Roman" w:hAnsi="Times New Roman"/>
-          <w:b/>
-          <w:color w:val="000000"/>
-          <w:sz w:val="26"/>
-        </w:rPr>
-        <w:t>5. Software Development Methodology (Agile SDLC)</w:t>
-      </w:r>
-    </w:p>
-    <w:p>
-      <w:pPr>
-        <w:spacing w:line="360" w:lineRule="auto" w:after="100"/>
-        <w:jc w:val="both"/>
-      </w:pPr>
-      <w:r>
-        <w:rPr>
-          <w:rFonts w:ascii="Times New Roman" w:hAnsi="Times New Roman"/>
-          <w:color w:val="000000"/>
-          <w:sz w:val="24"/>
-        </w:rPr>
-        <w:t>The project is executed following an Agile Iterative Development Lifecycle, organized across five structured sprints:</w:t>
+        <w:t>The main goal is to build an easy-to-use web and mobile application that makes borrowing and sharing household items simple and reliable. The project includes:</w:t>
       </w:r>
     </w:p>
     <w:p>
@@ -306,7 +277,7 @@
           <w:color w:val="000000"/>
           <w:sz w:val="24"/>
         </w:rPr>
-        <w:t xml:space="preserve">Sprint 1: Requirement Analysis &amp; Domain Modeling: </w:t>
+        <w:t xml:space="preserve">Item Listing with Photos: </w:t>
       </w:r>
       <w:r>
         <w:rPr>
@@ -314,7 +285,7 @@
           <w:color w:val="000000"/>
           <w:sz w:val="24"/>
         </w:rPr>
-        <w:t>Stakeholder analysis, requirement specification, database schema normalization (3NF), and UML modeling.</w:t>
+        <w:t>Users can list items with clear photos, descriptions, and categories so others can see exactly what is being offered.</w:t>
       </w:r>
     </w:p>
     <w:p>
@@ -330,7 +301,7 @@
           <w:color w:val="000000"/>
           <w:sz w:val="24"/>
         </w:rPr>
-        <w:t xml:space="preserve">Sprint 2: Backend Core &amp; Cloud Integration: </w:t>
+        <w:t xml:space="preserve">Fast Search and Filters: </w:t>
       </w:r>
       <w:r>
         <w:rPr>
@@ -338,7 +309,7 @@
           <w:color w:val="000000"/>
           <w:sz w:val="24"/>
         </w:rPr>
-        <w:t>Flask WSGI server setup, cryptographic authentication, and cloud-native TiDB Serverless MySQL configuration.</w:t>
+        <w:t>Borrowers can search for items by name or filter by categories like Tools, Books, Electronics, and Sports.</w:t>
       </w:r>
     </w:p>
     <w:p>
@@ -354,7 +325,7 @@
           <w:color w:val="000000"/>
           <w:sz w:val="24"/>
         </w:rPr>
-        <w:t xml:space="preserve">Sprint 3: Media Pipeline &amp; State Workflow: </w:t>
+        <w:t xml:space="preserve">Clear Request System: </w:t>
       </w:r>
       <w:r>
         <w:rPr>
@@ -362,7 +333,7 @@
           <w:color w:val="000000"/>
           <w:sz w:val="24"/>
         </w:rPr>
-        <w:t>Implementing multipart photo uploads, UUID filename sanitization, and state-machine request logic.</w:t>
+        <w:t>An organized process where borrowers send requests, owners approve or reject them, and items are never double-booked.</w:t>
       </w:r>
     </w:p>
     <w:p>
@@ -378,7 +349,7 @@
           <w:color w:val="000000"/>
           <w:sz w:val="24"/>
         </w:rPr>
-        <w:t xml:space="preserve">Sprint 4: Frontend Modernization &amp; UI: </w:t>
+        <w:t xml:space="preserve">Transaction History: </w:t>
       </w:r>
       <w:r>
         <w:rPr>
@@ -386,7 +357,36 @@
           <w:color w:val="000000"/>
           <w:sz w:val="24"/>
         </w:rPr>
-        <w:t>Developing HTML5/CSS3 templates, interactive dropzones, category filter chips, and mobile-friendly viewports.</w:t>
+        <w:t>A complete record of past loans and returns for safety and accountability.</w:t>
+      </w:r>
+    </w:p>
+    <w:p>
+      <w:pPr>
+        <w:keepNext/>
+        <w:spacing w:before="200" w:after="40" w:line="312" w:lineRule="auto"/>
+      </w:pPr>
+      <w:r>
+        <w:rPr>
+          <w:rFonts w:ascii="Times New Roman" w:hAnsi="Times New Roman"/>
+          <w:b/>
+          <w:color w:val="000000"/>
+          <w:sz w:val="26"/>
+        </w:rPr>
+        <w:t>5. Development Process Followed (Agile Methodology)</w:t>
+      </w:r>
+    </w:p>
+    <w:p>
+      <w:pPr>
+        <w:spacing w:line="360" w:lineRule="auto" w:after="100"/>
+        <w:jc w:val="both"/>
+      </w:pPr>
+      <w:r>
+        <w:rPr>
+          <w:rFonts w:ascii="Times New Roman" w:hAnsi="Times New Roman"/>
+          <w:color w:val="000000"/>
+          <w:sz w:val="24"/>
+        </w:rPr>
+        <w:t>The project is developed step-by-step using an Agile approach across five clear stages:</w:t>
       </w:r>
     </w:p>
     <w:p>
@@ -402,7 +402,7 @@
           <w:color w:val="000000"/>
           <w:sz w:val="24"/>
         </w:rPr>
-        <w:t xml:space="preserve">Sprint 5: REST API, Testing &amp; Cloud Staging: </w:t>
+        <w:t xml:space="preserve">Stage 1: Planning &amp; Requirements: </w:t>
       </w:r>
       <w:r>
         <w:rPr>
@@ -410,7 +410,103 @@
           <w:color w:val="000000"/>
           <w:sz w:val="24"/>
         </w:rPr>
-        <w:t>Exposing JSON REST endpoints, executing test cases, and deploying production web services to Render.</w:t>
+        <w:t>Understanding user needs, creating database tables, and drawing system design diagrams.</w:t>
+      </w:r>
+    </w:p>
+    <w:p>
+      <w:pPr>
+        <w:pStyle w:val="ListBullet"/>
+        <w:spacing w:line="360" w:lineRule="auto" w:after="80"/>
+        <w:jc w:val="both"/>
+      </w:pPr>
+      <w:r>
+        <w:rPr>
+          <w:rFonts w:ascii="Times New Roman" w:hAnsi="Times New Roman"/>
+          <w:b/>
+          <w:color w:val="000000"/>
+          <w:sz w:val="24"/>
+        </w:rPr>
+        <w:t xml:space="preserve">Stage 2: Backend Setup: </w:t>
+      </w:r>
+      <w:r>
+        <w:rPr>
+          <w:rFonts w:ascii="Times New Roman" w:hAnsi="Times New Roman"/>
+          <w:color w:val="000000"/>
+          <w:sz w:val="24"/>
+        </w:rPr>
+        <w:t>Setting up Python Flask, user registration, login security, and connecting the cloud MySQL database.</w:t>
+      </w:r>
+    </w:p>
+    <w:p>
+      <w:pPr>
+        <w:pStyle w:val="ListBullet"/>
+        <w:spacing w:line="360" w:lineRule="auto" w:after="80"/>
+        <w:jc w:val="both"/>
+      </w:pPr>
+      <w:r>
+        <w:rPr>
+          <w:rFonts w:ascii="Times New Roman" w:hAnsi="Times New Roman"/>
+          <w:b/>
+          <w:color w:val="000000"/>
+          <w:sz w:val="24"/>
+        </w:rPr>
+        <w:t xml:space="preserve">Stage 3: Photo Upload &amp; Lending Logic: </w:t>
+      </w:r>
+      <w:r>
+        <w:rPr>
+          <w:rFonts w:ascii="Times New Roman" w:hAnsi="Times New Roman"/>
+          <w:color w:val="000000"/>
+          <w:sz w:val="24"/>
+        </w:rPr>
+        <w:t>Adding photo uploading, checking file types, and creating the borrow request workflow.</w:t>
+      </w:r>
+    </w:p>
+    <w:p>
+      <w:pPr>
+        <w:pStyle w:val="ListBullet"/>
+        <w:spacing w:line="360" w:lineRule="auto" w:after="80"/>
+        <w:jc w:val="both"/>
+      </w:pPr>
+      <w:r>
+        <w:rPr>
+          <w:rFonts w:ascii="Times New Roman" w:hAnsi="Times New Roman"/>
+          <w:b/>
+          <w:color w:val="000000"/>
+          <w:sz w:val="24"/>
+        </w:rPr>
+        <w:t xml:space="preserve">Stage 4: User Interface Design: </w:t>
+      </w:r>
+      <w:r>
+        <w:rPr>
+          <w:rFonts w:ascii="Times New Roman" w:hAnsi="Times New Roman"/>
+          <w:color w:val="000000"/>
+          <w:sz w:val="24"/>
+        </w:rPr>
+        <w:t>Building clean web pages that are easy to read and work smoothly on both laptops and mobile phones.</w:t>
+      </w:r>
+    </w:p>
+    <w:p>
+      <w:pPr>
+        <w:pStyle w:val="ListBullet"/>
+        <w:spacing w:line="360" w:lineRule="auto" w:after="80"/>
+        <w:jc w:val="both"/>
+      </w:pPr>
+      <w:r>
+        <w:rPr>
+          <w:rFonts w:ascii="Times New Roman" w:hAnsi="Times New Roman"/>
+          <w:b/>
+          <w:color w:val="000000"/>
+          <w:sz w:val="24"/>
+        </w:rPr>
+        <w:t xml:space="preserve">Stage 5: Testing &amp; Deployment: </w:t>
+      </w:r>
+      <w:r>
+        <w:rPr>
+          <w:rFonts w:ascii="Times New Roman" w:hAnsi="Times New Roman"/>
+          <w:color w:val="000000"/>
+          <w:sz w:val="24"/>
+        </w:rPr>
+        <w:t>Testing all buttons and forms, fixing errors, and hosting the application live on the Render cloud.</w:t>
       </w:r>
     </w:p>
     <w:sectPr>

--- a/First_Review_Documents/Topic2_Introduction.docx
+++ b/First_Review_Documents/Topic2_Introduction.docx
@@ -29,7 +29,7 @@
           <w:color w:val="000000"/>
           <w:sz w:val="22"/>
         </w:rPr>
-        <w:t>Project Work: Community Lending Platform for Sharing and Borrowing Household Resources</w:t>
+        <w:t>Project / Internship Work: Unused Office Resource Donation Management System (UORDMS)</w:t>
       </w:r>
     </w:p>
     <w:p>
@@ -44,7 +44,7 @@
           <w:color w:val="000000"/>
           <w:sz w:val="26"/>
         </w:rPr>
-        <w:t>1. Background of the Project</w:t>
+        <w:t>1. Background of the Project Work</w:t>
       </w:r>
     </w:p>
     <w:p>
@@ -59,7 +59,7 @@
           <w:color w:val="000000"/>
           <w:sz w:val="24"/>
         </w:rPr>
-        <w:t>1.1 Why People Buy Items They Rarely Use</w:t>
+        <w:t>1.1 Surplus Equipment in Corporate Offices</w:t>
       </w:r>
     </w:p>
     <w:p>
@@ -73,7 +73,7 @@
           <w:color w:val="000000"/>
           <w:sz w:val="24"/>
         </w:rPr>
-        <w:t>In modern daily life, families frequently buy expensive tools and appliances to complete small tasks around the house. For example, a homeowner might buy a mechanical drilling machine just to hang a couple of photo frames, or buy a tall ladder to fix a light bulb. Studies show that the average power drill is used for less than 15 minutes during its entire lifespan. After that single use, it sits inside a storage box for years without being touched.</w:t>
+        <w:t>Modern software companies, corporate offices, and financial institutions frequently upgrade their workplace facilities. As technology advances and interior layouts change, companies replace desktop computers, monitors, office chairs, conference tables, filing cabinets, and printers every few years. Although these items are replaced, most of them are still in perfect working condition. In traditional practice, these surplus items either sit in expensive warehouse storage, are sold to scrap dealers for negligible amounts, or are thrown away as electronic waste.</w:t>
       </w:r>
     </w:p>
     <w:p>
@@ -88,7 +88,7 @@
           <w:color w:val="000000"/>
           <w:sz w:val="24"/>
         </w:rPr>
-        <w:t>1.2 The Opportunity for Community Sharing</w:t>
+        <w:t>1.2 Needs of Charitable and Educational Institutions</w:t>
       </w:r>
     </w:p>
     <w:p>
@@ -102,7 +102,7 @@
           <w:color w:val="000000"/>
           <w:sz w:val="24"/>
         </w:rPr>
-        <w:t>In apartment buildings and housing colonies, dozens of families live right next door to each other. Many of them own the exact same tools, books, and sports equipment that are sitting idle. Even though people live close by, they rarely share items because they do not know what their neighbors own, and they feel hesitant to ask. The Community Lending Platform provides a simple and comfortable digital solution so neighbors can easily share resources with one another.</w:t>
+        <w:t>At the same time, thousands of non-governmental organizations (NGOs), government primary schools, youth learning centers, and community health clinics operate with very limited financial budgets. These institutions struggle to purchase basic computers for student learning or proper desks and chairs for their daily administrative work. The Unused Office Resource Donation Management System (UORDMS) was created to bridge this gap by connecting surplus corporate equipment directly to organizations in need.</w:t>
       </w:r>
     </w:p>
     <w:p>
@@ -117,7 +117,7 @@
           <w:color w:val="000000"/>
           <w:sz w:val="26"/>
         </w:rPr>
-        <w:t>2. Project Context &amp; Current Problems</w:t>
+        <w:t>2. Establishing the Project Context</w:t>
       </w:r>
     </w:p>
     <w:p>
@@ -131,7 +131,79 @@
           <w:color w:val="000000"/>
           <w:sz w:val="24"/>
         </w:rPr>
-        <w:t>Today, shopping websites like Amazon or Flipkart are designed for buying new products, while websites like OLX are meant for selling used items permanently. Rental companies charge high daily fees and require heavy cash deposits. When neighbors try to borrow items through WhatsApp groups or by asking in person, they face several problems: there is no clear list of what is available, there are no photos to check the item's condition, and owners often forget who borrowed their item, leading to delayed returns or lost property.</w:t>
+        <w:t>Currently, most corporate donations happen through informal methods such as phone calls, emails, or personal contacts. These informal methods create serious operational difficulties:</w:t>
+      </w:r>
+    </w:p>
+    <w:p>
+      <w:pPr>
+        <w:pStyle w:val="ListBullet"/>
+        <w:spacing w:line="360" w:lineRule="auto" w:after="80"/>
+        <w:jc w:val="both"/>
+      </w:pPr>
+      <w:r>
+        <w:rPr>
+          <w:rFonts w:ascii="Times New Roman" w:hAnsi="Times New Roman"/>
+          <w:b/>
+          <w:color w:val="000000"/>
+          <w:sz w:val="24"/>
+        </w:rPr>
+        <w:t xml:space="preserve">Lack of Asset Visibility: </w:t>
+      </w:r>
+      <w:r>
+        <w:rPr>
+          <w:rFonts w:ascii="Times New Roman" w:hAnsi="Times New Roman"/>
+          <w:color w:val="000000"/>
+          <w:sz w:val="24"/>
+        </w:rPr>
+        <w:t>Charitable organizations have no easy way of knowing which companies have surplus equipment or what specific items are available.</w:t>
+      </w:r>
+    </w:p>
+    <w:p>
+      <w:pPr>
+        <w:pStyle w:val="ListBullet"/>
+        <w:spacing w:line="360" w:lineRule="auto" w:after="80"/>
+        <w:jc w:val="both"/>
+      </w:pPr>
+      <w:r>
+        <w:rPr>
+          <w:rFonts w:ascii="Times New Roman" w:hAnsi="Times New Roman"/>
+          <w:b/>
+          <w:color w:val="000000"/>
+          <w:sz w:val="24"/>
+        </w:rPr>
+        <w:t xml:space="preserve">Inventory Double-Booking: </w:t>
+      </w:r>
+      <w:r>
+        <w:rPr>
+          <w:rFonts w:ascii="Times New Roman" w:hAnsi="Times New Roman"/>
+          <w:color w:val="000000"/>
+          <w:sz w:val="24"/>
+        </w:rPr>
+        <w:t>Without a centralized database, multiple organizations might be promised the same batch of items, leading to confusion and unfulfilled promises.</w:t>
+      </w:r>
+    </w:p>
+    <w:p>
+      <w:pPr>
+        <w:pStyle w:val="ListBullet"/>
+        <w:spacing w:line="360" w:lineRule="auto" w:after="80"/>
+        <w:jc w:val="both"/>
+      </w:pPr>
+      <w:r>
+        <w:rPr>
+          <w:rFonts w:ascii="Times New Roman" w:hAnsi="Times New Roman"/>
+          <w:b/>
+          <w:color w:val="000000"/>
+          <w:sz w:val="24"/>
+        </w:rPr>
+        <w:t xml:space="preserve">Lack of Records and Accountability: </w:t>
+      </w:r>
+      <w:r>
+        <w:rPr>
+          <w:rFonts w:ascii="Times New Roman" w:hAnsi="Times New Roman"/>
+          <w:color w:val="000000"/>
+          <w:sz w:val="24"/>
+        </w:rPr>
+        <w:t>Corporate donation programs need clear handover documentation, recipient details, and dates for audit and tax reporting. Manual paper logs are often misplaced or incomplete.</w:t>
       </w:r>
     </w:p>
     <w:p>
@@ -160,7 +232,7 @@
           <w:color w:val="000000"/>
           <w:sz w:val="24"/>
         </w:rPr>
-        <w:t>Solving this problem provides clear benefits to society in three main ways:</w:t>
+        <w:t>Solving this resource distribution problem provides significant benefits to both businesses and society:</w:t>
       </w:r>
     </w:p>
     <w:p>
@@ -176,7 +248,7 @@
           <w:color w:val="000000"/>
           <w:sz w:val="24"/>
         </w:rPr>
-        <w:t xml:space="preserve">Saving Money for Families: </w:t>
+        <w:t xml:space="preserve">Supporting Worthy Causes: </w:t>
       </w:r>
       <w:r>
         <w:rPr>
@@ -184,7 +256,7 @@
           <w:color w:val="000000"/>
           <w:sz w:val="24"/>
         </w:rPr>
-        <w:t>Instead of spending thousands of rupees on tools or equipment needed for just one day, people can simply borrow them for free from a neighbor.</w:t>
+        <w:t>Giving working computers and furniture to non-profits and schools directly improves education and social services in underprivileged communities.</w:t>
       </w:r>
     </w:p>
     <w:p>
@@ -200,7 +272,7 @@
           <w:color w:val="000000"/>
           <w:sz w:val="24"/>
         </w:rPr>
-        <w:t xml:space="preserve">Protecting the Environment: </w:t>
+        <w:t xml:space="preserve">Environmental Protection: </w:t>
       </w:r>
       <w:r>
         <w:rPr>
@@ -208,7 +280,7 @@
           <w:color w:val="000000"/>
           <w:sz w:val="24"/>
         </w:rPr>
-        <w:t>Manufacturing new tools, electronics, and plastic goods consumes natural resources and causes pollution. Sharing existing items reduces waste and helps the environment.</w:t>
+        <w:t>Reusing office furniture and IT hardware prevents valuable items from ending up in landfills, reducing carbon emissions and e-waste.</w:t>
       </w:r>
     </w:p>
     <w:p>
@@ -224,7 +296,7 @@
           <w:color w:val="000000"/>
           <w:sz w:val="24"/>
         </w:rPr>
-        <w:t xml:space="preserve">Building Friendly Neighborhoods: </w:t>
+        <w:t xml:space="preserve">Corporate Responsibility &amp; Transparency: </w:t>
       </w:r>
       <w:r>
         <w:rPr>
@@ -232,7 +304,7 @@
           <w:color w:val="000000"/>
           <w:sz w:val="24"/>
         </w:rPr>
-        <w:t>Borrowing and lending creates friendly interactions between neighbors, building a safe, helpful, and trustworthy community.</w:t>
+        <w:t>A digital platform gives companies clear, verifiable records of all donations, making their corporate social responsibility (CSR) programs transparent and auditable.</w:t>
       </w:r>
     </w:p>
     <w:p>
@@ -247,7 +319,7 @@
           <w:color w:val="000000"/>
           <w:sz w:val="26"/>
         </w:rPr>
-        <w:t>4. Objectives and Scope of the Project</w:t>
+        <w:t>4. Project Objectives and Scope</w:t>
       </w:r>
     </w:p>
     <w:p>
@@ -261,7 +333,7 @@
           <w:color w:val="000000"/>
           <w:sz w:val="24"/>
         </w:rPr>
-        <w:t>The main goal is to build an easy-to-use web and mobile application that makes borrowing and sharing household items simple and reliable. The project includes:</w:t>
+        <w:t>The main goal is to build an organized, web-based platform for managing office equipment donations. The project scope includes:</w:t>
       </w:r>
     </w:p>
     <w:p>
@@ -277,7 +349,7 @@
           <w:color w:val="000000"/>
           <w:sz w:val="24"/>
         </w:rPr>
-        <w:t xml:space="preserve">Item Listing with Photos: </w:t>
+        <w:t xml:space="preserve">Managing Organizations: </w:t>
       </w:r>
       <w:r>
         <w:rPr>
@@ -285,7 +357,7 @@
           <w:color w:val="000000"/>
           <w:sz w:val="24"/>
         </w:rPr>
-        <w:t>Users can list items with clear photos, descriptions, and categories so others can see exactly what is being offered.</w:t>
+        <w:t>Registering and managing verified recipient organizations with contact information and verification status.</w:t>
       </w:r>
     </w:p>
     <w:p>
@@ -301,7 +373,7 @@
           <w:color w:val="000000"/>
           <w:sz w:val="24"/>
         </w:rPr>
-        <w:t xml:space="preserve">Fast Search and Filters: </w:t>
+        <w:t xml:space="preserve">Inventory Tracking with Photos: </w:t>
       </w:r>
       <w:r>
         <w:rPr>
@@ -309,7 +381,7 @@
           <w:color w:val="000000"/>
           <w:sz w:val="24"/>
         </w:rPr>
-        <w:t>Borrowers can search for items by name or filter by categories like Tools, Books, Electronics, and Sports.</w:t>
+        <w:t>Cataloging items with categories (IT Hardware, Furniture, Supplies), available quantities, condition grades, and photos.</w:t>
       </w:r>
     </w:p>
     <w:p>
@@ -325,7 +397,7 @@
           <w:color w:val="000000"/>
           <w:sz w:val="24"/>
         </w:rPr>
-        <w:t xml:space="preserve">Clear Request System: </w:t>
+        <w:t xml:space="preserve">Request &amp; Approval Workflow: </w:t>
       </w:r>
       <w:r>
         <w:rPr>
@@ -333,7 +405,7 @@
           <w:color w:val="000000"/>
           <w:sz w:val="24"/>
         </w:rPr>
-        <w:t>An organized process where borrowers send requests, owners approve or reject them, and items are never double-booked.</w:t>
+        <w:t>Enabling organizations to submit requests and allowing administrators to approve or decline them with automated stock updates.</w:t>
       </w:r>
     </w:p>
     <w:p>
@@ -349,7 +421,7 @@
           <w:color w:val="000000"/>
           <w:sz w:val="24"/>
         </w:rPr>
-        <w:t xml:space="preserve">Transaction History: </w:t>
+        <w:t xml:space="preserve">Distribution Logging &amp; Reports: </w:t>
       </w:r>
       <w:r>
         <w:rPr>
@@ -357,7 +429,7 @@
           <w:color w:val="000000"/>
           <w:sz w:val="24"/>
         </w:rPr>
-        <w:t>A complete record of past loans and returns for safety and accountability.</w:t>
+        <w:t>Logging pickup details, creating handover receipts, and generating summary reports.</w:t>
       </w:r>
     </w:p>
     <w:p>
@@ -386,7 +458,7 @@
           <w:color w:val="000000"/>
           <w:sz w:val="24"/>
         </w:rPr>
-        <w:t>The project is developed step-by-step using an Agile approach across five clear stages:</w:t>
+        <w:t>The project is developed using an Agile Iterative Development approach across five structured stages:</w:t>
       </w:r>
     </w:p>
     <w:p>
@@ -402,7 +474,7 @@
           <w:color w:val="000000"/>
           <w:sz w:val="24"/>
         </w:rPr>
-        <w:t xml:space="preserve">Stage 1: Planning &amp; Requirements: </w:t>
+        <w:t xml:space="preserve">Stage 1: Planning &amp; Database Design: </w:t>
       </w:r>
       <w:r>
         <w:rPr>
@@ -410,7 +482,7 @@
           <w:color w:val="000000"/>
           <w:sz w:val="24"/>
         </w:rPr>
-        <w:t>Understanding user needs, creating database tables, and drawing system design diagrams.</w:t>
+        <w:t>Gathering system requirements, creating database tables, and modeling relationships between organizations, resources, and requests.</w:t>
       </w:r>
     </w:p>
     <w:p>
@@ -426,7 +498,7 @@
           <w:color w:val="000000"/>
           <w:sz w:val="24"/>
         </w:rPr>
-        <w:t xml:space="preserve">Stage 2: Backend Setup: </w:t>
+        <w:t xml:space="preserve">Stage 2: Authentication &amp; Core Architecture: </w:t>
       </w:r>
       <w:r>
         <w:rPr>
@@ -434,7 +506,7 @@
           <w:color w:val="000000"/>
           <w:sz w:val="24"/>
         </w:rPr>
-        <w:t>Setting up Python Flask, user registration, login security, and connecting the cloud MySQL database.</w:t>
+        <w:t>Setting up Python Flask, user authentication, and secure database connections.</w:t>
       </w:r>
     </w:p>
     <w:p>
@@ -450,7 +522,7 @@
           <w:color w:val="000000"/>
           <w:sz w:val="24"/>
         </w:rPr>
-        <w:t xml:space="preserve">Stage 3: Photo Upload &amp; Lending Logic: </w:t>
+        <w:t xml:space="preserve">Stage 3: Inventory &amp; Request Management: </w:t>
       </w:r>
       <w:r>
         <w:rPr>
@@ -458,7 +530,7 @@
           <w:color w:val="000000"/>
           <w:sz w:val="24"/>
         </w:rPr>
-        <w:t>Adding photo uploading, checking file types, and creating the borrow request workflow.</w:t>
+        <w:t>Implementing resource listing with photo uploads, condition tags, and the request approval workflow.</w:t>
       </w:r>
     </w:p>
     <w:p>
@@ -474,7 +546,7 @@
           <w:color w:val="000000"/>
           <w:sz w:val="24"/>
         </w:rPr>
-        <w:t xml:space="preserve">Stage 4: User Interface Design: </w:t>
+        <w:t xml:space="preserve">Stage 4: User Interface Development: </w:t>
       </w:r>
       <w:r>
         <w:rPr>
@@ -482,7 +554,7 @@
           <w:color w:val="000000"/>
           <w:sz w:val="24"/>
         </w:rPr>
-        <w:t>Building clean web pages that are easy to read and work smoothly on both laptops and mobile phones.</w:t>
+        <w:t>Building responsive, clean web pages that make navigation easy for administrators and recipient organizations.</w:t>
       </w:r>
     </w:p>
     <w:p>
@@ -498,7 +570,7 @@
           <w:color w:val="000000"/>
           <w:sz w:val="24"/>
         </w:rPr>
-        <w:t xml:space="preserve">Stage 5: Testing &amp; Deployment: </w:t>
+        <w:t xml:space="preserve">Stage 5: Testing &amp; Review Staging: </w:t>
       </w:r>
       <w:r>
         <w:rPr>
@@ -506,7 +578,7 @@
           <w:color w:val="000000"/>
           <w:sz w:val="24"/>
         </w:rPr>
-        <w:t>Testing all buttons and forms, fixing errors, and hosting the application live on the Render cloud.</w:t>
+        <w:t>Running automated tests across all forms, verifying stock calculations, and preparing system documentation.</w:t>
       </w:r>
     </w:p>
     <w:sectPr>

--- a/First_Review_Documents/Topic2_Introduction.docx
+++ b/First_Review_Documents/Topic2_Introduction.docx
@@ -29,7 +29,7 @@
           <w:color w:val="000000"/>
           <w:sz w:val="22"/>
         </w:rPr>
-        <w:t>Project / Internship Work: Unused Office Resource Donation Management System (UORDMS)</w:t>
+        <w:t>Project Work: Community Lending Platform for Sharing and Borrowing Household Resources</w:t>
       </w:r>
     </w:p>
     <w:p>
@@ -44,7 +44,7 @@
           <w:color w:val="000000"/>
           <w:sz w:val="26"/>
         </w:rPr>
-        <w:t>1. Background of the Project Work</w:t>
+        <w:t>1. Background of the Project</w:t>
       </w:r>
     </w:p>
     <w:p>
@@ -59,7 +59,7 @@
           <w:color w:val="000000"/>
           <w:sz w:val="24"/>
         </w:rPr>
-        <w:t>1.1 Surplus Equipment in Corporate Offices</w:t>
+        <w:t>1.1 Why People Buy Items They Rarely Use</w:t>
       </w:r>
     </w:p>
     <w:p>
@@ -73,7 +73,7 @@
           <w:color w:val="000000"/>
           <w:sz w:val="24"/>
         </w:rPr>
-        <w:t>Modern software companies, corporate offices, and financial institutions frequently upgrade their workplace facilities. As technology advances and interior layouts change, companies replace desktop computers, monitors, office chairs, conference tables, filing cabinets, and printers every few years. Although these items are replaced, most of them are still in perfect working condition. In traditional practice, these surplus items either sit in expensive warehouse storage, are sold to scrap dealers for negligible amounts, or are thrown away as electronic waste.</w:t>
+        <w:t>In modern daily life, families frequently buy expensive tools and appliances to complete small tasks around the house. For example, a homeowner might buy a mechanical drilling machine just to hang a couple of photo frames, or buy a tall ladder to fix a light bulb. Studies show that the average power drill is used for less than 15 minutes during its entire lifespan. After that single use, it sits inside a storage box for years without being touched.</w:t>
       </w:r>
     </w:p>
     <w:p>
@@ -88,7 +88,7 @@
           <w:color w:val="000000"/>
           <w:sz w:val="24"/>
         </w:rPr>
-        <w:t>1.2 Needs of Charitable and Educational Institutions</w:t>
+        <w:t>1.2 The Opportunity for Community Sharing</w:t>
       </w:r>
     </w:p>
     <w:p>
@@ -102,7 +102,7 @@
           <w:color w:val="000000"/>
           <w:sz w:val="24"/>
         </w:rPr>
-        <w:t>At the same time, thousands of non-governmental organizations (NGOs), government primary schools, youth learning centers, and community health clinics operate with very limited financial budgets. These institutions struggle to purchase basic computers for student learning or proper desks and chairs for their daily administrative work. The Unused Office Resource Donation Management System (UORDMS) was created to bridge this gap by connecting surplus corporate equipment directly to organizations in need.</w:t>
+        <w:t>In apartment buildings and housing colonies, dozens of families live right next door to each other. Many of them own the exact same tools, books, and sports equipment that are sitting idle. Even though people live close by, they rarely share items because they do not know what their neighbors own, and they feel hesitant to ask. The Community Lending Platform provides a simple and comfortable digital solution so neighbors can easily share resources with one another.</w:t>
       </w:r>
     </w:p>
     <w:p>
@@ -117,7 +117,7 @@
           <w:color w:val="000000"/>
           <w:sz w:val="26"/>
         </w:rPr>
-        <w:t>2. Establishing the Project Context</w:t>
+        <w:t>2. Project Context &amp; Current Problems</w:t>
       </w:r>
     </w:p>
     <w:p>
@@ -131,79 +131,7 @@
           <w:color w:val="000000"/>
           <w:sz w:val="24"/>
         </w:rPr>
-        <w:t>Currently, most corporate donations happen through informal methods such as phone calls, emails, or personal contacts. These informal methods create serious operational difficulties:</w:t>
-      </w:r>
-    </w:p>
-    <w:p>
-      <w:pPr>
-        <w:pStyle w:val="ListBullet"/>
-        <w:spacing w:line="360" w:lineRule="auto" w:after="80"/>
-        <w:jc w:val="both"/>
-      </w:pPr>
-      <w:r>
-        <w:rPr>
-          <w:rFonts w:ascii="Times New Roman" w:hAnsi="Times New Roman"/>
-          <w:b/>
-          <w:color w:val="000000"/>
-          <w:sz w:val="24"/>
-        </w:rPr>
-        <w:t xml:space="preserve">Lack of Asset Visibility: </w:t>
-      </w:r>
-      <w:r>
-        <w:rPr>
-          <w:rFonts w:ascii="Times New Roman" w:hAnsi="Times New Roman"/>
-          <w:color w:val="000000"/>
-          <w:sz w:val="24"/>
-        </w:rPr>
-        <w:t>Charitable organizations have no easy way of knowing which companies have surplus equipment or what specific items are available.</w:t>
-      </w:r>
-    </w:p>
-    <w:p>
-      <w:pPr>
-        <w:pStyle w:val="ListBullet"/>
-        <w:spacing w:line="360" w:lineRule="auto" w:after="80"/>
-        <w:jc w:val="both"/>
-      </w:pPr>
-      <w:r>
-        <w:rPr>
-          <w:rFonts w:ascii="Times New Roman" w:hAnsi="Times New Roman"/>
-          <w:b/>
-          <w:color w:val="000000"/>
-          <w:sz w:val="24"/>
-        </w:rPr>
-        <w:t xml:space="preserve">Inventory Double-Booking: </w:t>
-      </w:r>
-      <w:r>
-        <w:rPr>
-          <w:rFonts w:ascii="Times New Roman" w:hAnsi="Times New Roman"/>
-          <w:color w:val="000000"/>
-          <w:sz w:val="24"/>
-        </w:rPr>
-        <w:t>Without a centralized database, multiple organizations might be promised the same batch of items, leading to confusion and unfulfilled promises.</w:t>
-      </w:r>
-    </w:p>
-    <w:p>
-      <w:pPr>
-        <w:pStyle w:val="ListBullet"/>
-        <w:spacing w:line="360" w:lineRule="auto" w:after="80"/>
-        <w:jc w:val="both"/>
-      </w:pPr>
-      <w:r>
-        <w:rPr>
-          <w:rFonts w:ascii="Times New Roman" w:hAnsi="Times New Roman"/>
-          <w:b/>
-          <w:color w:val="000000"/>
-          <w:sz w:val="24"/>
-        </w:rPr>
-        <w:t xml:space="preserve">Lack of Records and Accountability: </w:t>
-      </w:r>
-      <w:r>
-        <w:rPr>
-          <w:rFonts w:ascii="Times New Roman" w:hAnsi="Times New Roman"/>
-          <w:color w:val="000000"/>
-          <w:sz w:val="24"/>
-        </w:rPr>
-        <w:t>Corporate donation programs need clear handover documentation, recipient details, and dates for audit and tax reporting. Manual paper logs are often misplaced or incomplete.</w:t>
+        <w:t>Today, shopping websites like Amazon or Flipkart are designed for buying new products, while websites like OLX are meant for selling used items permanently. Rental companies charge high daily fees and require heavy cash deposits. When neighbors try to borrow items through WhatsApp groups or by asking in person, they face several problems: there is no clear list of what is available, there are no photos to check the item's condition, and owners often forget who borrowed their item, leading to delayed returns or lost property.</w:t>
       </w:r>
     </w:p>
     <w:p>
@@ -232,7 +160,7 @@
           <w:color w:val="000000"/>
           <w:sz w:val="24"/>
         </w:rPr>
-        <w:t>Solving this resource distribution problem provides significant benefits to both businesses and society:</w:t>
+        <w:t>Solving this problem provides clear benefits to society in three main ways:</w:t>
       </w:r>
     </w:p>
     <w:p>
@@ -248,7 +176,7 @@
           <w:color w:val="000000"/>
           <w:sz w:val="24"/>
         </w:rPr>
-        <w:t xml:space="preserve">Supporting Worthy Causes: </w:t>
+        <w:t xml:space="preserve">Saving Money for Families: </w:t>
       </w:r>
       <w:r>
         <w:rPr>
@@ -256,7 +184,7 @@
           <w:color w:val="000000"/>
           <w:sz w:val="24"/>
         </w:rPr>
-        <w:t>Giving working computers and furniture to non-profits and schools directly improves education and social services in underprivileged communities.</w:t>
+        <w:t>Instead of spending thousands of rupees on tools or equipment needed for just one day, people can simply borrow them for free from a neighbor.</w:t>
       </w:r>
     </w:p>
     <w:p>
@@ -272,7 +200,7 @@
           <w:color w:val="000000"/>
           <w:sz w:val="24"/>
         </w:rPr>
-        <w:t xml:space="preserve">Environmental Protection: </w:t>
+        <w:t xml:space="preserve">Protecting the Environment: </w:t>
       </w:r>
       <w:r>
         <w:rPr>
@@ -280,7 +208,7 @@
           <w:color w:val="000000"/>
           <w:sz w:val="24"/>
         </w:rPr>
-        <w:t>Reusing office furniture and IT hardware prevents valuable items from ending up in landfills, reducing carbon emissions and e-waste.</w:t>
+        <w:t>Manufacturing new tools, electronics, and plastic goods consumes natural resources and causes pollution. Sharing existing items reduces waste and helps the environment.</w:t>
       </w:r>
     </w:p>
     <w:p>
@@ -296,7 +224,7 @@
           <w:color w:val="000000"/>
           <w:sz w:val="24"/>
         </w:rPr>
-        <w:t xml:space="preserve">Corporate Responsibility &amp; Transparency: </w:t>
+        <w:t xml:space="preserve">Building Friendly Neighborhoods: </w:t>
       </w:r>
       <w:r>
         <w:rPr>
@@ -304,7 +232,7 @@
           <w:color w:val="000000"/>
           <w:sz w:val="24"/>
         </w:rPr>
-        <w:t>A digital platform gives companies clear, verifiable records of all donations, making their corporate social responsibility (CSR) programs transparent and auditable.</w:t>
+        <w:t>Borrowing and lending creates friendly interactions between neighbors, building a safe, helpful, and trustworthy community.</w:t>
       </w:r>
     </w:p>
     <w:p>
@@ -319,7 +247,7 @@
           <w:color w:val="000000"/>
           <w:sz w:val="26"/>
         </w:rPr>
-        <w:t>4. Project Objectives and Scope</w:t>
+        <w:t>4. Objectives and Scope of the Project</w:t>
       </w:r>
     </w:p>
     <w:p>
@@ -333,7 +261,7 @@
           <w:color w:val="000000"/>
           <w:sz w:val="24"/>
         </w:rPr>
-        <w:t>The main goal is to build an organized, web-based platform for managing office equipment donations. The project scope includes:</w:t>
+        <w:t>The main goal is to build an easy-to-use web and mobile application that makes borrowing and sharing household items simple and reliable. The project includes:</w:t>
       </w:r>
     </w:p>
     <w:p>
@@ -349,7 +277,7 @@
           <w:color w:val="000000"/>
           <w:sz w:val="24"/>
         </w:rPr>
-        <w:t xml:space="preserve">Managing Organizations: </w:t>
+        <w:t xml:space="preserve">Item Listing with Photos: </w:t>
       </w:r>
       <w:r>
         <w:rPr>
@@ -357,7 +285,7 @@
           <w:color w:val="000000"/>
           <w:sz w:val="24"/>
         </w:rPr>
-        <w:t>Registering and managing verified recipient organizations with contact information and verification status.</w:t>
+        <w:t>Users can list items with clear photos, descriptions, and categories so others can see exactly what is being offered.</w:t>
       </w:r>
     </w:p>
     <w:p>
@@ -373,7 +301,7 @@
           <w:color w:val="000000"/>
           <w:sz w:val="24"/>
         </w:rPr>
-        <w:t xml:space="preserve">Inventory Tracking with Photos: </w:t>
+        <w:t xml:space="preserve">Fast Search and Filters: </w:t>
       </w:r>
       <w:r>
         <w:rPr>
@@ -381,7 +309,7 @@
           <w:color w:val="000000"/>
           <w:sz w:val="24"/>
         </w:rPr>
-        <w:t>Cataloging items with categories (IT Hardware, Furniture, Supplies), available quantities, condition grades, and photos.</w:t>
+        <w:t>Borrowers can search for items by name or filter by categories like Tools, Books, Electronics, and Sports.</w:t>
       </w:r>
     </w:p>
     <w:p>
@@ -397,7 +325,7 @@
           <w:color w:val="000000"/>
           <w:sz w:val="24"/>
         </w:rPr>
-        <w:t xml:space="preserve">Request &amp; Approval Workflow: </w:t>
+        <w:t xml:space="preserve">Clear Request System: </w:t>
       </w:r>
       <w:r>
         <w:rPr>
@@ -405,7 +333,7 @@
           <w:color w:val="000000"/>
           <w:sz w:val="24"/>
         </w:rPr>
-        <w:t>Enabling organizations to submit requests and allowing administrators to approve or decline them with automated stock updates.</w:t>
+        <w:t>An organized process where borrowers send requests, owners approve or reject them, and items are never double-booked.</w:t>
       </w:r>
     </w:p>
     <w:p>
@@ -421,7 +349,7 @@
           <w:color w:val="000000"/>
           <w:sz w:val="24"/>
         </w:rPr>
-        <w:t xml:space="preserve">Distribution Logging &amp; Reports: </w:t>
+        <w:t xml:space="preserve">Transaction History: </w:t>
       </w:r>
       <w:r>
         <w:rPr>
@@ -429,7 +357,7 @@
           <w:color w:val="000000"/>
           <w:sz w:val="24"/>
         </w:rPr>
-        <w:t>Logging pickup details, creating handover receipts, and generating summary reports.</w:t>
+        <w:t>A complete record of past loans and returns for safety and accountability.</w:t>
       </w:r>
     </w:p>
     <w:p>
@@ -458,7 +386,7 @@
           <w:color w:val="000000"/>
           <w:sz w:val="24"/>
         </w:rPr>
-        <w:t>The project is developed using an Agile Iterative Development approach across five structured stages:</w:t>
+        <w:t>The project is developed step-by-step using an Agile approach across five clear stages:</w:t>
       </w:r>
     </w:p>
     <w:p>
@@ -474,7 +402,7 @@
           <w:color w:val="000000"/>
           <w:sz w:val="24"/>
         </w:rPr>
-        <w:t xml:space="preserve">Stage 1: Planning &amp; Database Design: </w:t>
+        <w:t xml:space="preserve">Stage 1: Planning &amp; Requirements: </w:t>
       </w:r>
       <w:r>
         <w:rPr>
@@ -482,7 +410,7 @@
           <w:color w:val="000000"/>
           <w:sz w:val="24"/>
         </w:rPr>
-        <w:t>Gathering system requirements, creating database tables, and modeling relationships between organizations, resources, and requests.</w:t>
+        <w:t>Understanding user needs, creating database tables, and drawing system design diagrams.</w:t>
       </w:r>
     </w:p>
     <w:p>
@@ -498,7 +426,7 @@
           <w:color w:val="000000"/>
           <w:sz w:val="24"/>
         </w:rPr>
-        <w:t xml:space="preserve">Stage 2: Authentication &amp; Core Architecture: </w:t>
+        <w:t xml:space="preserve">Stage 2: Backend Setup: </w:t>
       </w:r>
       <w:r>
         <w:rPr>
@@ -506,7 +434,7 @@
           <w:color w:val="000000"/>
           <w:sz w:val="24"/>
         </w:rPr>
-        <w:t>Setting up Python Flask, user authentication, and secure database connections.</w:t>
+        <w:t>Setting up Python Flask, user registration, login security, and connecting the cloud MySQL database.</w:t>
       </w:r>
     </w:p>
     <w:p>
@@ -522,7 +450,7 @@
           <w:color w:val="000000"/>
           <w:sz w:val="24"/>
         </w:rPr>
-        <w:t xml:space="preserve">Stage 3: Inventory &amp; Request Management: </w:t>
+        <w:t xml:space="preserve">Stage 3: Photo Upload &amp; Lending Logic: </w:t>
       </w:r>
       <w:r>
         <w:rPr>
@@ -530,7 +458,7 @@
           <w:color w:val="000000"/>
           <w:sz w:val="24"/>
         </w:rPr>
-        <w:t>Implementing resource listing with photo uploads, condition tags, and the request approval workflow.</w:t>
+        <w:t>Adding photo uploading, checking file types, and creating the borrow request workflow.</w:t>
       </w:r>
     </w:p>
     <w:p>
@@ -546,7 +474,7 @@
           <w:color w:val="000000"/>
           <w:sz w:val="24"/>
         </w:rPr>
-        <w:t xml:space="preserve">Stage 4: User Interface Development: </w:t>
+        <w:t xml:space="preserve">Stage 4: User Interface Design: </w:t>
       </w:r>
       <w:r>
         <w:rPr>
@@ -554,7 +482,7 @@
           <w:color w:val="000000"/>
           <w:sz w:val="24"/>
         </w:rPr>
-        <w:t>Building responsive, clean web pages that make navigation easy for administrators and recipient organizations.</w:t>
+        <w:t>Building clean web pages that are easy to read and work smoothly on both laptops and mobile phones.</w:t>
       </w:r>
     </w:p>
     <w:p>
@@ -570,7 +498,7 @@
           <w:color w:val="000000"/>
           <w:sz w:val="24"/>
         </w:rPr>
-        <w:t xml:space="preserve">Stage 5: Testing &amp; Review Staging: </w:t>
+        <w:t xml:space="preserve">Stage 5: Testing &amp; Deployment: </w:t>
       </w:r>
       <w:r>
         <w:rPr>
@@ -578,7 +506,7 @@
           <w:color w:val="000000"/>
           <w:sz w:val="24"/>
         </w:rPr>
-        <w:t>Running automated tests across all forms, verifying stock calculations, and preparing system documentation.</w:t>
+        <w:t>Testing all buttons and forms, fixing errors, and hosting the application live on the Render cloud.</w:t>
       </w:r>
     </w:p>
     <w:sectPr>
